--- a/thuc_hanh_02/BaiThucHanh_TKTT_Buoi_2.docx
+++ b/thuc_hanh_02/BaiThucHanh_TKTT_Buoi_2.docx
@@ -454,6 +454,9 @@
           <w:ilvl w:val="0"/>
           <w:numId w:val="2"/>
         </w:numPr>
+        <w:pBdr>
+          <w:bottom w:val="single" w:sz="6" w:space="1" w:color="auto"/>
+        </w:pBdr>
         <w:jc w:val="both"/>
         <w:rPr>
           <w:rFonts w:ascii="Times New Roman" w:hAnsi="Times New Roman" w:cs="Times New Roman"/>
@@ -470,6 +473,824 @@
           <w:lang w:val="en-US"/>
         </w:rPr>
         <w:t>Chỉ tính điểm xếp hạng cho các tài liệu thuộc danh sách tài liệu trả về ở bước trước</w:t>
+      </w:r>
+      <w:r>
+        <w:rPr>
+          <w:rFonts w:ascii="Times New Roman" w:hAnsi="Times New Roman" w:cs="Times New Roman"/>
+          <w:sz w:val="26"/>
+          <w:szCs w:val="26"/>
+          <w:lang w:val="en-US"/>
+        </w:rPr>
+        <w:t>.</w:t>
+      </w:r>
+    </w:p>
+    <w:p>
+      <w:pPr>
+        <w:jc w:val="center"/>
+        <w:rPr>
+          <w:rFonts w:ascii="Times New Roman" w:hAnsi="Times New Roman" w:cs="Times New Roman"/>
+          <w:b/>
+          <w:bCs/>
+          <w:sz w:val="26"/>
+          <w:szCs w:val="26"/>
+          <w:lang w:val="en-US"/>
+        </w:rPr>
+      </w:pPr>
+      <w:r>
+        <w:rPr>
+          <w:rFonts w:ascii="Times New Roman" w:hAnsi="Times New Roman" w:cs="Times New Roman"/>
+          <w:b/>
+          <w:bCs/>
+          <w:sz w:val="26"/>
+          <w:szCs w:val="26"/>
+          <w:lang w:val="en-US"/>
+        </w:rPr>
+        <w:t>BÁO CÁO KẾT QUẢ THỰC HÀNH 03</w:t>
+      </w:r>
+    </w:p>
+    <w:p>
+      <w:pPr>
+        <w:jc w:val="both"/>
+        <w:rPr>
+          <w:rFonts w:ascii="Times New Roman" w:hAnsi="Times New Roman" w:cs="Times New Roman"/>
+          <w:sz w:val="26"/>
+          <w:szCs w:val="26"/>
+          <w:lang w:val="en-US"/>
+        </w:rPr>
+      </w:pPr>
+      <w:r>
+        <w:rPr>
+          <w:rFonts w:ascii="Times New Roman" w:hAnsi="Times New Roman" w:cs="Times New Roman"/>
+          <w:sz w:val="26"/>
+          <w:szCs w:val="26"/>
+          <w:lang w:val="en-US"/>
+        </w:rPr>
+        <w:t>Từ truy vấn gốc: ‘window xp’</w:t>
+      </w:r>
+    </w:p>
+    <w:p>
+      <w:pPr>
+        <w:jc w:val="both"/>
+        <w:rPr>
+          <w:rFonts w:ascii="Times New Roman" w:hAnsi="Times New Roman" w:cs="Times New Roman"/>
+          <w:sz w:val="26"/>
+          <w:szCs w:val="26"/>
+          <w:lang w:val="en-US"/>
+        </w:rPr>
+      </w:pPr>
+      <w:r>
+        <w:rPr>
+          <w:rFonts w:ascii="Times New Roman" w:hAnsi="Times New Roman" w:cs="Times New Roman"/>
+          <w:sz w:val="26"/>
+          <w:szCs w:val="26"/>
+          <w:lang w:val="en-US"/>
+        </w:rPr>
+        <w:t>VnCoreNLP tokenize thành: [‘window’, ‘xp’]</w:t>
+      </w:r>
+    </w:p>
+    <w:p>
+      <w:pPr>
+        <w:jc w:val="both"/>
+        <w:rPr>
+          <w:rFonts w:ascii="Times New Roman" w:hAnsi="Times New Roman" w:cs="Times New Roman"/>
+          <w:sz w:val="26"/>
+          <w:szCs w:val="26"/>
+          <w:lang w:val="en-US"/>
+        </w:rPr>
+      </w:pPr>
+    </w:p>
+    <w:p>
+      <w:pPr>
+        <w:jc w:val="both"/>
+        <w:rPr>
+          <w:rFonts w:ascii="Times New Roman" w:hAnsi="Times New Roman" w:cs="Times New Roman"/>
+          <w:sz w:val="26"/>
+          <w:szCs w:val="26"/>
+          <w:lang w:val="en-US"/>
+        </w:rPr>
+      </w:pPr>
+      <w:r>
+        <w:rPr>
+          <w:rFonts w:ascii="Times New Roman" w:hAnsi="Times New Roman" w:cs="Times New Roman"/>
+          <w:sz w:val="26"/>
+          <w:szCs w:val="26"/>
+          <w:lang w:val="en-US"/>
+        </w:rPr>
+        <w:t>[Ma trận C] Top-10 từ đồng xuất hiện của ‘window’:</w:t>
+      </w:r>
+    </w:p>
+    <w:p>
+      <w:pPr>
+        <w:jc w:val="both"/>
+        <w:rPr>
+          <w:rFonts w:ascii="Times New Roman" w:hAnsi="Times New Roman" w:cs="Times New Roman"/>
+          <w:sz w:val="26"/>
+          <w:szCs w:val="26"/>
+          <w:lang w:val="en-US"/>
+        </w:rPr>
+      </w:pPr>
+      <w:r>
+        <w:rPr>
+          <w:rFonts w:ascii="Times New Roman" w:hAnsi="Times New Roman" w:cs="Times New Roman"/>
+          <w:sz w:val="26"/>
+          <w:szCs w:val="26"/>
+          <w:lang w:val="en-US"/>
+        </w:rPr>
+        <w:t>(Không tìm thấy – từ không có trong vocabulary)</w:t>
+      </w:r>
+    </w:p>
+    <w:p>
+      <w:pPr>
+        <w:jc w:val="both"/>
+        <w:rPr>
+          <w:rFonts w:ascii="Times New Roman" w:hAnsi="Times New Roman" w:cs="Times New Roman"/>
+          <w:sz w:val="26"/>
+          <w:szCs w:val="26"/>
+          <w:lang w:val="en-US"/>
+        </w:rPr>
+      </w:pPr>
+    </w:p>
+    <w:p>
+      <w:pPr>
+        <w:jc w:val="both"/>
+        <w:rPr>
+          <w:rFonts w:ascii="Times New Roman" w:hAnsi="Times New Roman" w:cs="Times New Roman"/>
+          <w:sz w:val="26"/>
+          <w:szCs w:val="26"/>
+          <w:lang w:val="en-US"/>
+        </w:rPr>
+      </w:pPr>
+      <w:r>
+        <w:rPr>
+          <w:rFonts w:ascii="Times New Roman" w:hAnsi="Times New Roman" w:cs="Times New Roman"/>
+          <w:sz w:val="26"/>
+          <w:szCs w:val="26"/>
+          <w:lang w:val="en-US"/>
+        </w:rPr>
+        <w:t>[Word2Vec ] Top-10 từ đồng xuất hiện của ‘window’:</w:t>
+      </w:r>
+    </w:p>
+    <w:p>
+      <w:pPr>
+        <w:jc w:val="both"/>
+        <w:rPr>
+          <w:rFonts w:ascii="Times New Roman" w:hAnsi="Times New Roman" w:cs="Times New Roman"/>
+          <w:sz w:val="26"/>
+          <w:szCs w:val="26"/>
+          <w:lang w:val="en-US"/>
+        </w:rPr>
+      </w:pPr>
+      <w:r>
+        <w:rPr>
+          <w:rFonts w:ascii="Times New Roman" w:hAnsi="Times New Roman" w:cs="Times New Roman"/>
+          <w:sz w:val="26"/>
+          <w:szCs w:val="26"/>
+          <w:lang w:val="en-US"/>
+        </w:rPr>
+        <w:t>(Không tìm thấy – từ không có trong vocabulary)</w:t>
+      </w:r>
+    </w:p>
+    <w:p>
+      <w:pPr>
+        <w:jc w:val="both"/>
+        <w:rPr>
+          <w:rFonts w:ascii="Times New Roman" w:hAnsi="Times New Roman" w:cs="Times New Roman"/>
+          <w:sz w:val="26"/>
+          <w:szCs w:val="26"/>
+          <w:lang w:val="en-US"/>
+        </w:rPr>
+      </w:pPr>
+    </w:p>
+    <w:p>
+      <w:pPr>
+        <w:jc w:val="both"/>
+        <w:rPr>
+          <w:rFonts w:ascii="Times New Roman" w:hAnsi="Times New Roman" w:cs="Times New Roman"/>
+          <w:sz w:val="26"/>
+          <w:szCs w:val="26"/>
+          <w:lang w:val="en-US"/>
+        </w:rPr>
+      </w:pPr>
+      <w:r>
+        <w:rPr>
+          <w:rFonts w:ascii="Times New Roman" w:hAnsi="Times New Roman" w:cs="Times New Roman"/>
+          <w:sz w:val="26"/>
+          <w:szCs w:val="26"/>
+          <w:lang w:val="en-US"/>
+        </w:rPr>
+        <w:t>───────────────────────────────────────────────────────</w:t>
+      </w:r>
+    </w:p>
+    <w:p>
+      <w:pPr>
+        <w:jc w:val="both"/>
+        <w:rPr>
+          <w:rFonts w:ascii="Times New Roman" w:hAnsi="Times New Roman" w:cs="Times New Roman"/>
+          <w:sz w:val="26"/>
+          <w:szCs w:val="26"/>
+          <w:lang w:val="en-US"/>
+        </w:rPr>
+      </w:pPr>
+      <w:r>
+        <w:rPr>
+          <w:rFonts w:ascii="Times New Roman" w:hAnsi="Times New Roman" w:cs="Times New Roman"/>
+          <w:sz w:val="26"/>
+          <w:szCs w:val="26"/>
+          <w:lang w:val="en-US"/>
+        </w:rPr>
+        <w:t>Từ truy vấn gốc: ‘phần mềm’</w:t>
+      </w:r>
+    </w:p>
+    <w:p>
+      <w:pPr>
+        <w:jc w:val="both"/>
+        <w:rPr>
+          <w:rFonts w:ascii="Times New Roman" w:hAnsi="Times New Roman" w:cs="Times New Roman"/>
+          <w:sz w:val="26"/>
+          <w:szCs w:val="26"/>
+          <w:lang w:val="en-US"/>
+        </w:rPr>
+      </w:pPr>
+      <w:r>
+        <w:rPr>
+          <w:rFonts w:ascii="Times New Roman" w:hAnsi="Times New Roman" w:cs="Times New Roman"/>
+          <w:sz w:val="26"/>
+          <w:szCs w:val="26"/>
+          <w:lang w:val="en-US"/>
+        </w:rPr>
+        <w:lastRenderedPageBreak/>
+        <w:t>VnCoreNLP tokenize thành: [‘phần_mềm’]</w:t>
+      </w:r>
+    </w:p>
+    <w:p>
+      <w:pPr>
+        <w:jc w:val="both"/>
+        <w:rPr>
+          <w:rFonts w:ascii="Times New Roman" w:hAnsi="Times New Roman" w:cs="Times New Roman"/>
+          <w:sz w:val="26"/>
+          <w:szCs w:val="26"/>
+          <w:lang w:val="en-US"/>
+        </w:rPr>
+      </w:pPr>
+      <w:r>
+        <w:rPr>
+          <w:rFonts w:ascii="Times New Roman" w:hAnsi="Times New Roman" w:cs="Times New Roman"/>
+          <w:sz w:val="26"/>
+          <w:szCs w:val="26"/>
+          <w:lang w:val="en-US"/>
+        </w:rPr>
+        <w:t>───────────────────────────────────────────────────────</w:t>
+      </w:r>
+    </w:p>
+    <w:p>
+      <w:pPr>
+        <w:jc w:val="both"/>
+        <w:rPr>
+          <w:rFonts w:ascii="Times New Roman" w:hAnsi="Times New Roman" w:cs="Times New Roman"/>
+          <w:sz w:val="26"/>
+          <w:szCs w:val="26"/>
+          <w:lang w:val="en-US"/>
+        </w:rPr>
+      </w:pPr>
+    </w:p>
+    <w:p>
+      <w:pPr>
+        <w:jc w:val="both"/>
+        <w:rPr>
+          <w:rFonts w:ascii="Times New Roman" w:hAnsi="Times New Roman" w:cs="Times New Roman"/>
+          <w:sz w:val="26"/>
+          <w:szCs w:val="26"/>
+          <w:lang w:val="en-US"/>
+        </w:rPr>
+      </w:pPr>
+      <w:r>
+        <w:rPr>
+          <w:rFonts w:ascii="Times New Roman" w:hAnsi="Times New Roman" w:cs="Times New Roman"/>
+          <w:sz w:val="26"/>
+          <w:szCs w:val="26"/>
+          <w:lang w:val="en-US"/>
+        </w:rPr>
+        <w:t>So sánh Top 10 từ đồng xuất hiện/tương đồng</w:t>
+      </w:r>
+    </w:p>
+    <w:p>
+      <w:pPr>
+        <w:jc w:val="both"/>
+        <w:rPr>
+          <w:rFonts w:ascii="Times New Roman" w:hAnsi="Times New Roman" w:cs="Times New Roman"/>
+          <w:sz w:val="26"/>
+          <w:szCs w:val="26"/>
+          <w:lang w:val="en-US"/>
+        </w:rPr>
+      </w:pPr>
+      <w:r>
+        <w:rPr>
+          <w:rFonts w:ascii="Times New Roman" w:hAnsi="Times New Roman" w:cs="Times New Roman"/>
+          <w:sz w:val="26"/>
+          <w:szCs w:val="26"/>
+          <w:lang w:val="en-US"/>
+        </w:rPr>
+        <w:t>Từ truy vấn: window xp</w:t>
+      </w:r>
+    </w:p>
+    <w:p>
+      <w:pPr>
+        <w:jc w:val="both"/>
+        <w:rPr>
+          <w:rFonts w:ascii="Times New Roman" w:hAnsi="Times New Roman" w:cs="Times New Roman"/>
+          <w:sz w:val="26"/>
+          <w:szCs w:val="26"/>
+          <w:lang w:val="en-US"/>
+        </w:rPr>
+      </w:pPr>
+      <w:r>
+        <w:rPr>
+          <w:rFonts w:ascii="Times New Roman" w:hAnsi="Times New Roman" w:cs="Times New Roman"/>
+          <w:sz w:val="26"/>
+          <w:szCs w:val="26"/>
+          <w:lang w:val="en-US"/>
+        </w:rPr>
+        <w:t>STT</w:t>
+      </w:r>
+      <w:r>
+        <w:rPr>
+          <w:rFonts w:ascii="Times New Roman" w:hAnsi="Times New Roman" w:cs="Times New Roman"/>
+          <w:sz w:val="26"/>
+          <w:szCs w:val="26"/>
+          <w:lang w:val="en-US"/>
+        </w:rPr>
+        <w:tab/>
+        <w:t>Ma trận Đồng xuất hiện (Score)</w:t>
+      </w:r>
+      <w:r>
+        <w:rPr>
+          <w:rFonts w:ascii="Times New Roman" w:hAnsi="Times New Roman" w:cs="Times New Roman"/>
+          <w:sz w:val="26"/>
+          <w:szCs w:val="26"/>
+          <w:lang w:val="en-US"/>
+        </w:rPr>
+        <w:tab/>
+        <w:t>Word2Vec CBOW (Similarity)</w:t>
+      </w:r>
+    </w:p>
+    <w:p>
+      <w:pPr>
+        <w:jc w:val="both"/>
+        <w:rPr>
+          <w:rFonts w:ascii="Times New Roman" w:hAnsi="Times New Roman" w:cs="Times New Roman"/>
+          <w:sz w:val="26"/>
+          <w:szCs w:val="26"/>
+          <w:lang w:val="en-US"/>
+        </w:rPr>
+      </w:pPr>
+      <w:r>
+        <w:rPr>
+          <w:rFonts w:ascii="Times New Roman" w:hAnsi="Times New Roman" w:cs="Times New Roman"/>
+          <w:sz w:val="26"/>
+          <w:szCs w:val="26"/>
+          <w:lang w:val="en-US"/>
+        </w:rPr>
+        <w:t>Từ truy vấn: phần mềm</w:t>
+      </w:r>
+    </w:p>
+    <w:p>
+      <w:pPr>
+        <w:jc w:val="both"/>
+        <w:rPr>
+          <w:rFonts w:ascii="Times New Roman" w:hAnsi="Times New Roman" w:cs="Times New Roman"/>
+          <w:sz w:val="26"/>
+          <w:szCs w:val="26"/>
+          <w:lang w:val="en-US"/>
+        </w:rPr>
+      </w:pPr>
+      <w:r>
+        <w:rPr>
+          <w:rFonts w:ascii="Times New Roman" w:hAnsi="Times New Roman" w:cs="Times New Roman"/>
+          <w:sz w:val="26"/>
+          <w:szCs w:val="26"/>
+          <w:lang w:val="en-US"/>
+        </w:rPr>
+        <w:t>STT</w:t>
+      </w:r>
+      <w:r>
+        <w:rPr>
+          <w:rFonts w:ascii="Times New Roman" w:hAnsi="Times New Roman" w:cs="Times New Roman"/>
+          <w:sz w:val="26"/>
+          <w:szCs w:val="26"/>
+          <w:lang w:val="en-US"/>
+        </w:rPr>
+        <w:tab/>
+        <w:t>Ma trận Đồng xuất hiện (Score)</w:t>
+      </w:r>
+      <w:r>
+        <w:rPr>
+          <w:rFonts w:ascii="Times New Roman" w:hAnsi="Times New Roman" w:cs="Times New Roman"/>
+          <w:sz w:val="26"/>
+          <w:szCs w:val="26"/>
+          <w:lang w:val="en-US"/>
+        </w:rPr>
+        <w:tab/>
+        <w:t>Word2Vec CBOW (Similarity)</w:t>
+      </w:r>
+    </w:p>
+    <w:p>
+      <w:pPr>
+        <w:jc w:val="both"/>
+        <w:rPr>
+          <w:rFonts w:ascii="Times New Roman" w:hAnsi="Times New Roman" w:cs="Times New Roman"/>
+          <w:sz w:val="26"/>
+          <w:szCs w:val="26"/>
+          <w:lang w:val="en-US"/>
+        </w:rPr>
+      </w:pPr>
+      <w:r>
+        <w:rPr>
+          <w:rFonts w:ascii="Times New Roman" w:hAnsi="Times New Roman" w:cs="Times New Roman"/>
+          <w:sz w:val="26"/>
+          <w:szCs w:val="26"/>
+          <w:lang w:val="en-US"/>
+        </w:rPr>
+        <w:t>1</w:t>
+      </w:r>
+      <w:r>
+        <w:rPr>
+          <w:rFonts w:ascii="Times New Roman" w:hAnsi="Times New Roman" w:cs="Times New Roman"/>
+          <w:sz w:val="26"/>
+          <w:szCs w:val="26"/>
+          <w:lang w:val="en-US"/>
+        </w:rPr>
+        <w:tab/>
+        <w:t>hệ_thống (14.0)</w:t>
+      </w:r>
+      <w:r>
+        <w:rPr>
+          <w:rFonts w:ascii="Times New Roman" w:hAnsi="Times New Roman" w:cs="Times New Roman"/>
+          <w:sz w:val="26"/>
+          <w:szCs w:val="26"/>
+          <w:lang w:val="en-US"/>
+        </w:rPr>
+        <w:tab/>
+        <w:t>loại_bỏ (0.9878)</w:t>
+      </w:r>
+    </w:p>
+    <w:p>
+      <w:pPr>
+        <w:jc w:val="both"/>
+        <w:rPr>
+          <w:rFonts w:ascii="Times New Roman" w:hAnsi="Times New Roman" w:cs="Times New Roman"/>
+          <w:sz w:val="26"/>
+          <w:szCs w:val="26"/>
+          <w:lang w:val="en-US"/>
+        </w:rPr>
+      </w:pPr>
+      <w:r>
+        <w:rPr>
+          <w:rFonts w:ascii="Times New Roman" w:hAnsi="Times New Roman" w:cs="Times New Roman"/>
+          <w:sz w:val="26"/>
+          <w:szCs w:val="26"/>
+          <w:lang w:val="en-US"/>
+        </w:rPr>
+        <w:t>2</w:t>
+      </w:r>
+      <w:r>
+        <w:rPr>
+          <w:rFonts w:ascii="Times New Roman" w:hAnsi="Times New Roman" w:cs="Times New Roman"/>
+          <w:sz w:val="26"/>
+          <w:szCs w:val="26"/>
+          <w:lang w:val="en-US"/>
+        </w:rPr>
+        <w:tab/>
+        <w:t>chức_năng (11.0)</w:t>
+      </w:r>
+      <w:r>
+        <w:rPr>
+          <w:rFonts w:ascii="Times New Roman" w:hAnsi="Times New Roman" w:cs="Times New Roman"/>
+          <w:sz w:val="26"/>
+          <w:szCs w:val="26"/>
+          <w:lang w:val="en-US"/>
+        </w:rPr>
+        <w:tab/>
+        <w:t>quá_trình (0.9810)</w:t>
+      </w:r>
+    </w:p>
+    <w:p>
+      <w:pPr>
+        <w:jc w:val="both"/>
+        <w:rPr>
+          <w:rFonts w:ascii="Times New Roman" w:hAnsi="Times New Roman" w:cs="Times New Roman"/>
+          <w:sz w:val="26"/>
+          <w:szCs w:val="26"/>
+          <w:lang w:val="en-US"/>
+        </w:rPr>
+      </w:pPr>
+      <w:r>
+        <w:rPr>
+          <w:rFonts w:ascii="Times New Roman" w:hAnsi="Times New Roman" w:cs="Times New Roman"/>
+          <w:sz w:val="26"/>
+          <w:szCs w:val="26"/>
+          <w:lang w:val="en-US"/>
+        </w:rPr>
+        <w:t>3</w:t>
+      </w:r>
+      <w:r>
+        <w:rPr>
+          <w:rFonts w:ascii="Times New Roman" w:hAnsi="Times New Roman" w:cs="Times New Roman"/>
+          <w:sz w:val="26"/>
+          <w:szCs w:val="26"/>
+          <w:lang w:val="en-US"/>
+        </w:rPr>
+        <w:tab/>
+        <w:t>cho_phép (7.0)</w:t>
+      </w:r>
+      <w:r>
+        <w:rPr>
+          <w:rFonts w:ascii="Times New Roman" w:hAnsi="Times New Roman" w:cs="Times New Roman"/>
+          <w:sz w:val="26"/>
+          <w:szCs w:val="26"/>
+          <w:lang w:val="en-US"/>
+        </w:rPr>
+        <w:tab/>
+        <w:t>liệt_kê (0.9761)</w:t>
+      </w:r>
+    </w:p>
+    <w:p>
+      <w:pPr>
+        <w:jc w:val="both"/>
+        <w:rPr>
+          <w:rFonts w:ascii="Times New Roman" w:hAnsi="Times New Roman" w:cs="Times New Roman"/>
+          <w:sz w:val="26"/>
+          <w:szCs w:val="26"/>
+          <w:lang w:val="en-US"/>
+        </w:rPr>
+      </w:pPr>
+      <w:r>
+        <w:rPr>
+          <w:rFonts w:ascii="Times New Roman" w:hAnsi="Times New Roman" w:cs="Times New Roman"/>
+          <w:sz w:val="26"/>
+          <w:szCs w:val="26"/>
+          <w:lang w:val="en-US"/>
+        </w:rPr>
+        <w:t>4</w:t>
+      </w:r>
+      <w:r>
+        <w:rPr>
+          <w:rFonts w:ascii="Times New Roman" w:hAnsi="Times New Roman" w:cs="Times New Roman"/>
+          <w:sz w:val="26"/>
+          <w:szCs w:val="26"/>
+          <w:lang w:val="en-US"/>
+        </w:rPr>
+        <w:tab/>
+        <w:t>cài_đặt (7.0)</w:t>
+      </w:r>
+      <w:r>
+        <w:rPr>
+          <w:rFonts w:ascii="Times New Roman" w:hAnsi="Times New Roman" w:cs="Times New Roman"/>
+          <w:sz w:val="26"/>
+          <w:szCs w:val="26"/>
+          <w:lang w:val="en-US"/>
+        </w:rPr>
+        <w:tab/>
+        <w:t>đầy_đủ (0.9745)</w:t>
+      </w:r>
+    </w:p>
+    <w:p>
+      <w:pPr>
+        <w:jc w:val="both"/>
+        <w:rPr>
+          <w:rFonts w:ascii="Times New Roman" w:hAnsi="Times New Roman" w:cs="Times New Roman"/>
+          <w:sz w:val="26"/>
+          <w:szCs w:val="26"/>
+          <w:lang w:val="en-US"/>
+        </w:rPr>
+      </w:pPr>
+      <w:r>
+        <w:rPr>
+          <w:rFonts w:ascii="Times New Roman" w:hAnsi="Times New Roman" w:cs="Times New Roman"/>
+          <w:sz w:val="26"/>
+          <w:szCs w:val="26"/>
+          <w:lang w:val="en-US"/>
+        </w:rPr>
+        <w:t>5</w:t>
+      </w:r>
+      <w:r>
+        <w:rPr>
+          <w:rFonts w:ascii="Times New Roman" w:hAnsi="Times New Roman" w:cs="Times New Roman"/>
+          <w:sz w:val="26"/>
+          <w:szCs w:val="26"/>
+          <w:lang w:val="en-US"/>
+        </w:rPr>
+        <w:tab/>
+        <w:t>quá_trình (6.0)</w:t>
+      </w:r>
+      <w:r>
+        <w:rPr>
+          <w:rFonts w:ascii="Times New Roman" w:hAnsi="Times New Roman" w:cs="Times New Roman"/>
+          <w:sz w:val="26"/>
+          <w:szCs w:val="26"/>
+          <w:lang w:val="en-US"/>
+        </w:rPr>
+        <w:tab/>
+        <w:t>hệ_thống (0.9706)</w:t>
+      </w:r>
+    </w:p>
+    <w:p>
+      <w:pPr>
+        <w:jc w:val="both"/>
+        <w:rPr>
+          <w:rFonts w:ascii="Times New Roman" w:hAnsi="Times New Roman" w:cs="Times New Roman"/>
+          <w:sz w:val="26"/>
+          <w:szCs w:val="26"/>
+          <w:lang w:val="en-US"/>
+        </w:rPr>
+      </w:pPr>
+      <w:r>
+        <w:rPr>
+          <w:rFonts w:ascii="Times New Roman" w:hAnsi="Times New Roman" w:cs="Times New Roman"/>
+          <w:sz w:val="26"/>
+          <w:szCs w:val="26"/>
+          <w:lang w:val="en-US"/>
+        </w:rPr>
+        <w:t>6</w:t>
+      </w:r>
+      <w:r>
+        <w:rPr>
+          <w:rFonts w:ascii="Times New Roman" w:hAnsi="Times New Roman" w:cs="Times New Roman"/>
+          <w:sz w:val="26"/>
+          <w:szCs w:val="26"/>
+          <w:lang w:val="en-US"/>
+        </w:rPr>
+        <w:tab/>
+        <w:t>file (6.0)</w:t>
+      </w:r>
+      <w:r>
+        <w:rPr>
+          <w:rFonts w:ascii="Times New Roman" w:hAnsi="Times New Roman" w:cs="Times New Roman"/>
+          <w:sz w:val="26"/>
+          <w:szCs w:val="26"/>
+          <w:lang w:val="en-US"/>
+        </w:rPr>
+        <w:tab/>
+        <w:t>cần_thiết (0.9684)</w:t>
+      </w:r>
+    </w:p>
+    <w:p>
+      <w:pPr>
+        <w:jc w:val="both"/>
+        <w:rPr>
+          <w:rFonts w:ascii="Times New Roman" w:hAnsi="Times New Roman" w:cs="Times New Roman"/>
+          <w:sz w:val="26"/>
+          <w:szCs w:val="26"/>
+          <w:lang w:val="en-US"/>
+        </w:rPr>
+      </w:pPr>
+      <w:r>
+        <w:rPr>
+          <w:rFonts w:ascii="Times New Roman" w:hAnsi="Times New Roman" w:cs="Times New Roman"/>
+          <w:sz w:val="26"/>
+          <w:szCs w:val="26"/>
+          <w:lang w:val="en-US"/>
+        </w:rPr>
+        <w:t>7</w:t>
+      </w:r>
+      <w:r>
+        <w:rPr>
+          <w:rFonts w:ascii="Times New Roman" w:hAnsi="Times New Roman" w:cs="Times New Roman"/>
+          <w:sz w:val="26"/>
+          <w:szCs w:val="26"/>
+          <w:lang w:val="en-US"/>
+        </w:rPr>
+        <w:tab/>
+        <w:t>windows (6.0)</w:t>
+      </w:r>
+      <w:r>
+        <w:rPr>
+          <w:rFonts w:ascii="Times New Roman" w:hAnsi="Times New Roman" w:cs="Times New Roman"/>
+          <w:sz w:val="26"/>
+          <w:szCs w:val="26"/>
+          <w:lang w:val="en-US"/>
+        </w:rPr>
+        <w:tab/>
+        <w:t>thực_hiện (0.9672)</w:t>
+      </w:r>
+    </w:p>
+    <w:p>
+      <w:pPr>
+        <w:jc w:val="both"/>
+        <w:rPr>
+          <w:rFonts w:ascii="Times New Roman" w:hAnsi="Times New Roman" w:cs="Times New Roman"/>
+          <w:sz w:val="26"/>
+          <w:szCs w:val="26"/>
+          <w:lang w:val="en-US"/>
+        </w:rPr>
+      </w:pPr>
+      <w:r>
+        <w:rPr>
+          <w:rFonts w:ascii="Times New Roman" w:hAnsi="Times New Roman" w:cs="Times New Roman"/>
+          <w:sz w:val="26"/>
+          <w:szCs w:val="26"/>
+          <w:lang w:val="en-US"/>
+        </w:rPr>
+        <w:t>8</w:t>
+      </w:r>
+      <w:r>
+        <w:rPr>
+          <w:rFonts w:ascii="Times New Roman" w:hAnsi="Times New Roman" w:cs="Times New Roman"/>
+          <w:sz w:val="26"/>
+          <w:szCs w:val="26"/>
+          <w:lang w:val="en-US"/>
+        </w:rPr>
+        <w:tab/>
+        <w:t>gỡ (6.0)</w:t>
+      </w:r>
+      <w:r>
+        <w:rPr>
+          <w:rFonts w:ascii="Times New Roman" w:hAnsi="Times New Roman" w:cs="Times New Roman"/>
+          <w:sz w:val="26"/>
+          <w:szCs w:val="26"/>
+          <w:lang w:val="en-US"/>
+        </w:rPr>
+        <w:tab/>
+        <w:t>cho_phép (0.9670)</w:t>
+      </w:r>
+    </w:p>
+    <w:p>
+      <w:pPr>
+        <w:jc w:val="both"/>
+        <w:rPr>
+          <w:rFonts w:ascii="Times New Roman" w:hAnsi="Times New Roman" w:cs="Times New Roman"/>
+          <w:sz w:val="26"/>
+          <w:szCs w:val="26"/>
+          <w:lang w:val="en-US"/>
+        </w:rPr>
+      </w:pPr>
+      <w:r>
+        <w:rPr>
+          <w:rFonts w:ascii="Times New Roman" w:hAnsi="Times New Roman" w:cs="Times New Roman"/>
+          <w:sz w:val="26"/>
+          <w:szCs w:val="26"/>
+          <w:lang w:val="en-US"/>
+        </w:rPr>
+        <w:t>9</w:t>
+      </w:r>
+      <w:r>
+        <w:rPr>
+          <w:rFonts w:ascii="Times New Roman" w:hAnsi="Times New Roman" w:cs="Times New Roman"/>
+          <w:sz w:val="26"/>
+          <w:szCs w:val="26"/>
+          <w:lang w:val="en-US"/>
+        </w:rPr>
+        <w:tab/>
+        <w:t>quét (5.0)</w:t>
+      </w:r>
+      <w:r>
+        <w:rPr>
+          <w:rFonts w:ascii="Times New Roman" w:hAnsi="Times New Roman" w:cs="Times New Roman"/>
+          <w:sz w:val="26"/>
+          <w:szCs w:val="26"/>
+          <w:lang w:val="en-US"/>
+        </w:rPr>
+        <w:tab/>
+        <w:t>chức_năng (0.9635)</w:t>
+      </w:r>
+    </w:p>
+    <w:p>
+      <w:pPr>
+        <w:jc w:val="both"/>
+        <w:rPr>
+          <w:rFonts w:ascii="Times New Roman" w:hAnsi="Times New Roman" w:cs="Times New Roman"/>
+          <w:sz w:val="26"/>
+          <w:szCs w:val="26"/>
+          <w:lang w:val="en-US"/>
+        </w:rPr>
+      </w:pPr>
+      <w:r>
+        <w:rPr>
+          <w:rFonts w:ascii="Times New Roman" w:hAnsi="Times New Roman" w:cs="Times New Roman"/>
+          <w:sz w:val="26"/>
+          <w:szCs w:val="26"/>
+          <w:lang w:val="en-US"/>
+        </w:rPr>
+        <w:t>10</w:t>
+      </w:r>
+      <w:r>
+        <w:rPr>
+          <w:rFonts w:ascii="Times New Roman" w:hAnsi="Times New Roman" w:cs="Times New Roman"/>
+          <w:sz w:val="26"/>
+          <w:szCs w:val="26"/>
+          <w:lang w:val="en-US"/>
+        </w:rPr>
+        <w:tab/>
+        <w:t>miễn_phí (5.0)</w:t>
+      </w:r>
+      <w:r>
+        <w:rPr>
+          <w:rFonts w:ascii="Times New Roman" w:hAnsi="Times New Roman" w:cs="Times New Roman"/>
+          <w:sz w:val="26"/>
+          <w:szCs w:val="26"/>
+          <w:lang w:val="en-US"/>
+        </w:rPr>
+        <w:tab/>
+        <w:t>windows_temporary_files (0.9617)</w:t>
       </w:r>
     </w:p>
     <w:sectPr>
